--- a/zht/docx/016.content.docx
+++ b/zht/docx/016.content.docx
@@ -150,26 +150,6 @@
           <w:lang w:val="zh_TW" w:bidi="zh_TW"/>
         </w:rPr>
         <w:t>dui</w:t>
-      </w:r>
-      <w:r>
-        <w:rPr>
-          <w:lang w:val="zh_TW" w:bidi="zh_TW"/>
-        </w:rPr>
-      </w:r>
-    </w:p>
-    <w:p>
-      <w:pPr/>
-      <w:r>
-        <w:rPr>
-          <w:lang w:val="zh_TW" w:bidi="zh_TW"/>
-        </w:rPr>
-      </w:r>
-      <w:r>
-        <w:rPr>
-          <w:i/>
-          <w:lang w:val="zh_TW" w:bidi="zh_TW"/>
-        </w:rPr>
-        <w:t>對彌賽亞的盼望</w:t>
       </w:r>
       <w:r>
         <w:rPr>

--- a/zht/docx/016.content.docx
+++ b/zht/docx/016.content.docx
@@ -19,7 +19,7 @@
         <w:rPr>
           <w:lang w:val="zh_TW" w:bidi="zh_TW"/>
         </w:rPr>
-        <w:t>Resource: Study Notes - Themes (Tyndale)</w:t>
+        <w:t>Resource: Tyndale Open Study Notes</w:t>
       </w:r>
       <w:r>
         <w:rPr>
@@ -112,7 +112,7 @@
         <w:rPr>
           <w:lang w:val="zh_TW" w:bidi="zh_TW"/>
         </w:rPr>
-        <w:t>Study Notes - Themes (Tyndale)</w:t>
+        <w:t>Tyndale Open Study Notes</w:t>
       </w:r>
     </w:p>
     <w:p>

--- a/zht/docx/016.content.docx
+++ b/zht/docx/016.content.docx
@@ -149,7 +149,7 @@
         <w:rPr>
           <w:lang w:val="zh_TW" w:bidi="zh_TW"/>
         </w:rPr>
-        <w:t>dui</w:t>
+        <w:t>er</w:t>
       </w:r>
       <w:r>
         <w:rPr>
@@ -212,7 +212,7 @@
         <w:rPr>
           <w:lang w:val="zh_TW" w:bidi="zh_TW"/>
         </w:rPr>
-        <w:t>對彌賽亞的盼望</w:t>
+        <w:t>兒女和父母</w:t>
       </w:r>
       <w:r>
         <w:rPr>
@@ -231,35 +231,7 @@
         <w:rPr>
           <w:lang w:val="zh_TW" w:bidi="zh_TW"/>
         </w:rPr>
-        <w:t>在公元一世紀，許多猶太人懷著盼望，期待彌賽亞（神所揀選的一位）降臨。他們認為這位拯救者將擊敗以色列的仇敵，並為神的百姓帶來和平與繁榮。</w:t>
-      </w:r>
-    </w:p>
-    <w:p>
-      <w:pPr/>
-      <w:r>
-        <w:rPr>
-          <w:lang w:val="zh_TW" w:bidi="zh_TW"/>
-        </w:rPr>
-      </w:r>
-      <w:r>
-        <w:rPr>
-          <w:lang w:val="zh_TW" w:bidi="zh_TW"/>
-        </w:rPr>
-        <w:t>「彌賽亞」這一希伯來文詞語，以及其對應的希臘文詞語「基督」，意思都是「受膏者」。這個詞源自以色列王受膏的傳統——王在登基時受到膏油膏抹，表明他是神所立的代表，要治理百姓。後來，這個詞語用來指以色列所期待那位未來的王。</w:t>
-      </w:r>
-    </w:p>
-    <w:p>
-      <w:pPr/>
-      <w:r>
-        <w:rPr>
-          <w:lang w:val="zh_TW" w:bidi="zh_TW"/>
-        </w:rPr>
-      </w:r>
-      <w:r>
-        <w:rPr>
-          <w:lang w:val="zh_TW" w:bidi="zh_TW"/>
-        </w:rPr>
-        <w:t>許多人期盼這位王出自大衛家族，恢復大衛的王朝，並在耶路撒冷以公義與公平掌權。這樣的盼望源自神在</w:t>
+        <w:t>智慧的兒女使父母大得喜樂，愚昧的兒女卻叫父母憂傷痛苦（</w:t>
       </w:r>
       <w:hyperlink r:id="rId13">
         <w:r>
@@ -270,15 +242,9 @@
             <w:color w:val="0000EE"/>
             <w:u w:val="single"/>
           </w:rPr>
-          <w:t>撒母耳記下七章11至16節</w:t>
+          <w:t>箴10:1，</w:t>
         </w:r>
       </w:hyperlink>
-      <w:r>
-        <w:rPr>
-          <w:lang w:val="zh_TW" w:bidi="zh_TW"/>
-        </w:rPr>
-        <w:t>中與大衛所立的特別協議（約）。神應許大衛，他的後裔要永遠作王。隨著以色列的國勢衰退，最終滅亡，舊約的先知預言彌賽亞要來（</w:t>
-      </w:r>
       <w:hyperlink r:id="rId14">
         <w:r>
           <w:rPr>
@@ -288,7 +254,7 @@
             <w:color w:val="0000EE"/>
             <w:u w:val="single"/>
           </w:rPr>
-          <w:t>賽9:6–7，</w:t>
+          <w:t>15:20，</w:t>
         </w:r>
       </w:hyperlink>
       <w:hyperlink r:id="rId15">
@@ -300,15 +266,9 @@
             <w:color w:val="0000EE"/>
             <w:u w:val="single"/>
           </w:rPr>
-          <w:t>11:1–5</w:t>
+          <w:t>17:21、</w:t>
         </w:r>
       </w:hyperlink>
-      <w:r>
-        <w:rPr>
-          <w:lang w:val="zh_TW" w:bidi="zh_TW"/>
-        </w:rPr>
-        <w:t>；</w:t>
-      </w:r>
       <w:hyperlink r:id="rId16">
         <w:r>
           <w:rPr>
@@ -318,9 +278,15 @@
             <w:color w:val="0000EE"/>
             <w:u w:val="single"/>
           </w:rPr>
-          <w:t>耶23:5–6，</w:t>
+          <w:t>25</w:t>
         </w:r>
       </w:hyperlink>
+      <w:r>
+        <w:rPr>
+          <w:lang w:val="zh_TW" w:bidi="zh_TW"/>
+        </w:rPr>
+        <w:t>）。這樣的教導激勵父母引導兒女走向智慧之路，也鼓勵兒女聽從明智的勸誡（</w:t>
+      </w:r>
       <w:hyperlink r:id="rId17">
         <w:r>
           <w:rPr>
@@ -330,32 +296,14 @@
             <w:color w:val="0000EE"/>
             <w:u w:val="single"/>
           </w:rPr>
-          <w:t>33:15–16</w:t>
+          <w:t>19:26–27</w:t>
         </w:r>
       </w:hyperlink>
       <w:r>
         <w:rPr>
           <w:lang w:val="zh_TW" w:bidi="zh_TW"/>
         </w:rPr>
-        <w:t>；</w:t>
-      </w:r>
-      <w:hyperlink r:id="rId18">
-        <w:r>
-          <w:rPr>
-            <w:lang w:val="zh_TW" w:bidi="zh_TW"/>
-          </w:rPr>
-          <w:rPr>
-            <w:color w:val="0000EE"/>
-            <w:u w:val="single"/>
-          </w:rPr>
-          <w:t>結37:24–25</w:t>
-        </w:r>
-      </w:hyperlink>
-      <w:r>
-        <w:rPr>
-          <w:lang w:val="zh_TW" w:bidi="zh_TW"/>
-        </w:rPr>
-        <w:t>）。這位基督將拯救神的百姓，並作為大衛的繼承者永遠掌權。</w:t>
+        <w:t>）。</w:t>
       </w:r>
     </w:p>
     <w:p>
@@ -369,8 +317,20 @@
         <w:rPr>
           <w:lang w:val="zh_TW" w:bidi="zh_TW"/>
         </w:rPr>
-        <w:t>福音書作者特別強調耶穌就是那位應許的基督（例如，</w:t>
-      </w:r>
+        <w:t>當兒女需要管教時，父母不該逃避責任，否則可能害了孩子（</w:t>
+      </w:r>
+      <w:hyperlink r:id="rId18">
+        <w:r>
+          <w:rPr>
+            <w:lang w:val="zh_TW" w:bidi="zh_TW"/>
+          </w:rPr>
+          <w:rPr>
+            <w:color w:val="0000EE"/>
+            <w:u w:val="single"/>
+          </w:rPr>
+          <w:t>箴19:18，</w:t>
+        </w:r>
+      </w:hyperlink>
       <w:hyperlink r:id="rId19">
         <w:r>
           <w:rPr>
@@ -380,15 +340,9 @@
             <w:color w:val="0000EE"/>
             <w:u w:val="single"/>
           </w:rPr>
-          <w:t>太1:21–23</w:t>
+          <w:t>22:15，</w:t>
         </w:r>
       </w:hyperlink>
-      <w:r>
-        <w:rPr>
-          <w:lang w:val="zh_TW" w:bidi="zh_TW"/>
-        </w:rPr>
-        <w:t>；</w:t>
-      </w:r>
       <w:hyperlink r:id="rId20">
         <w:r>
           <w:rPr>
@@ -398,9 +352,15 @@
             <w:color w:val="0000EE"/>
             <w:u w:val="single"/>
           </w:rPr>
-          <w:t>路1:32–33、</w:t>
+          <w:t>23:13–14</w:t>
         </w:r>
       </w:hyperlink>
+      <w:r>
+        <w:rPr>
+          <w:lang w:val="zh_TW" w:bidi="zh_TW"/>
+        </w:rPr>
+        <w:t>）。父母應當以自己的智慧與生活榜樣教導兒女認識主（</w:t>
+      </w:r>
       <w:hyperlink r:id="rId21">
         <w:r>
           <w:rPr>
@@ -410,14 +370,14 @@
             <w:color w:val="0000EE"/>
             <w:u w:val="single"/>
           </w:rPr>
-          <w:t>69–70</w:t>
+          <w:t>申6:1–25</w:t>
         </w:r>
       </w:hyperlink>
       <w:r>
         <w:rPr>
           <w:lang w:val="zh_TW" w:bidi="zh_TW"/>
         </w:rPr>
-        <w:t>）。然而，祂成就這些應許的方式出人意料。當彼得認出耶穌是「神所立的基督」之後，耶穌就開始教導基督必須受苦的事（</w:t>
+        <w:t>；</w:t>
       </w:r>
       <w:hyperlink r:id="rId22">
         <w:r>
@@ -428,15 +388,9 @@
             <w:color w:val="0000EE"/>
             <w:u w:val="single"/>
           </w:rPr>
-          <w:t>路9:20–22</w:t>
+          <w:t>箴20:7，</w:t>
         </w:r>
       </w:hyperlink>
-      <w:r>
-        <w:rPr>
-          <w:lang w:val="zh_TW" w:bidi="zh_TW"/>
-        </w:rPr>
-        <w:t>）。當耶穌最後一次靠近耶路撒冷時，群眾歡呼祂是「奉主名來的王」（</w:t>
-      </w:r>
       <w:hyperlink r:id="rId23">
         <w:r>
           <w:rPr>
@@ -446,9 +400,15 @@
             <w:color w:val="0000EE"/>
             <w:u w:val="single"/>
           </w:rPr>
-          <w:t>路18:36–38，</w:t>
+          <w:t>22:6</w:t>
         </w:r>
       </w:hyperlink>
+      <w:r>
+        <w:rPr>
+          <w:lang w:val="zh_TW" w:bidi="zh_TW"/>
+        </w:rPr>
+        <w:t>），也應向他們述說神在歷史中的奇妙作為（</w:t>
+      </w:r>
       <w:hyperlink r:id="rId24">
         <w:r>
           <w:rPr>
@@ -458,14 +418,14 @@
             <w:color w:val="0000EE"/>
             <w:u w:val="single"/>
           </w:rPr>
-          <w:t>19:36–38</w:t>
+          <w:t>詩78:1–8</w:t>
         </w:r>
       </w:hyperlink>
       <w:r>
         <w:rPr>
           <w:lang w:val="zh_TW" w:bidi="zh_TW"/>
         </w:rPr>
-        <w:t>）。但不久之後，這些人卻轉而拒絕祂（</w:t>
+        <w:t>）。這樣的認識能引導兒女走向順服與蒙福之路。兒女也應當尊敬敬虔的父母（</w:t>
       </w:r>
       <w:hyperlink r:id="rId25">
         <w:r>
@@ -476,27 +436,9 @@
             <w:color w:val="0000EE"/>
             <w:u w:val="single"/>
           </w:rPr>
-          <w:t>路22:66–71</w:t>
+          <w:t>箴20:20，</w:t>
         </w:r>
       </w:hyperlink>
-      <w:r>
-        <w:rPr>
-          <w:lang w:val="zh_TW" w:bidi="zh_TW"/>
-        </w:rPr>
-        <w:t>），並將祂釘在十字架上，</w:t>
-      </w:r>
-      <w:r>
-        <w:rPr>
-          <w:lang w:val="zh_TW" w:bidi="zh_TW"/>
-        </w:rPr>
-        <w:t>嗤笑</w:t>
-      </w:r>
-      <w:r>
-        <w:rPr>
-          <w:lang w:val="zh_TW" w:bidi="zh_TW"/>
-        </w:rPr>
-        <w:t>祂為「猶太人的王」與「基督，神所揀選的」（</w:t>
-      </w:r>
       <w:hyperlink r:id="rId26">
         <w:r>
           <w:rPr>
@@ -506,7 +448,19 @@
             <w:color w:val="0000EE"/>
             <w:u w:val="single"/>
           </w:rPr>
-          <w:t>路23:35–39</w:t>
+          <w:t>30:11–14、</w:t>
+        </w:r>
+      </w:hyperlink>
+      <w:hyperlink r:id="rId27">
+        <w:r>
+          <w:rPr>
+            <w:lang w:val="zh_TW" w:bidi="zh_TW"/>
+          </w:rPr>
+          <w:rPr>
+            <w:color w:val="0000EE"/>
+            <w:u w:val="single"/>
+          </w:rPr>
+          <w:t>17</w:t>
         </w:r>
       </w:hyperlink>
       <w:r>
@@ -527,9 +481,9 @@
         <w:rPr>
           <w:lang w:val="zh_TW" w:bidi="zh_TW"/>
         </w:rPr>
-        <w:t>正如耶穌所預言，祂在第三天從死裡復活了。祂向門徒顯現時解釋說，聖經早已預言基督（或彌賽亞）必須「這樣受害，又進入他的榮耀」（</w:t>
-      </w:r>
-      <w:hyperlink r:id="rId27">
+        <w:t>箴言強調，一個敬愛並順從神的合一家庭，具有深遠的力量與影響力。這卷書嚴厲警告那些破壞家庭的人（</w:t>
+      </w:r>
+      <w:hyperlink r:id="rId28">
         <w:r>
           <w:rPr>
             <w:lang w:val="zh_TW" w:bidi="zh_TW"/>
@@ -538,16 +492,10 @@
             <w:color w:val="0000EE"/>
             <w:u w:val="single"/>
           </w:rPr>
-          <w:t>路24:26</w:t>
+          <w:t>箴6:16–19，</w:t>
         </w:r>
       </w:hyperlink>
-      <w:r>
-        <w:rPr>
-          <w:lang w:val="zh_TW" w:bidi="zh_TW"/>
-        </w:rPr>
-        <w:t>）。耶穌的死與復活，證實祂真是那位基督。祂的死帶來「悔改、赦罪」（</w:t>
-      </w:r>
-      <w:hyperlink r:id="rId28">
+      <w:hyperlink r:id="rId29">
         <w:r>
           <w:rPr>
             <w:lang w:val="zh_TW" w:bidi="zh_TW"/>
@@ -556,7 +504,43 @@
             <w:color w:val="0000EE"/>
             <w:u w:val="single"/>
           </w:rPr>
-          <w:t>24:46–47</w:t>
+          <w:t>11:29</w:t>
+        </w:r>
+      </w:hyperlink>
+      <w:r>
+        <w:rPr>
+          <w:lang w:val="zh_TW" w:bidi="zh_TW"/>
+        </w:rPr>
+        <w:t>），並大大稱讚那些建造家庭的人（見</w:t>
+      </w:r>
+      <w:hyperlink r:id="rId30">
+        <w:r>
+          <w:rPr>
+            <w:lang w:val="zh_TW" w:bidi="zh_TW"/>
+          </w:rPr>
+          <w:rPr>
+            <w:color w:val="0000EE"/>
+            <w:u w:val="single"/>
+          </w:rPr>
+          <w:t>14:1</w:t>
+        </w:r>
+      </w:hyperlink>
+      <w:r>
+        <w:rPr>
+          <w:lang w:val="zh_TW" w:bidi="zh_TW"/>
+        </w:rPr>
+        <w:t>）。一個倚靠耶和華的家庭，才能真正興盛（</w:t>
+      </w:r>
+      <w:hyperlink r:id="rId31">
+        <w:r>
+          <w:rPr>
+            <w:lang w:val="zh_TW" w:bidi="zh_TW"/>
+          </w:rPr>
+          <w:rPr>
+            <w:color w:val="0000EE"/>
+            <w:u w:val="single"/>
+          </w:rPr>
+          <w:t>詩127–128篇</w:t>
         </w:r>
       </w:hyperlink>
       <w:r>
@@ -588,6 +572,144 @@
           <w:lang w:val="zh_TW" w:bidi="zh_TW"/>
         </w:rPr>
       </w:r>
+      <w:hyperlink r:id="rId32">
+        <w:r>
+          <w:rPr>
+            <w:lang w:val="zh_TW" w:bidi="zh_TW"/>
+          </w:rPr>
+          <w:rPr>
+            <w:color w:val="0000EE"/>
+            <w:u w:val="single"/>
+          </w:rPr>
+          <w:t>申5:16，</w:t>
+        </w:r>
+      </w:hyperlink>
+      <w:hyperlink r:id="rId33">
+        <w:r>
+          <w:rPr>
+            <w:lang w:val="zh_TW" w:bidi="zh_TW"/>
+          </w:rPr>
+          <w:rPr>
+            <w:color w:val="0000EE"/>
+            <w:u w:val="single"/>
+          </w:rPr>
+          <w:t>6:1–9</w:t>
+        </w:r>
+      </w:hyperlink>
+      <w:r>
+        <w:rPr>
+          <w:lang w:val="zh_TW" w:bidi="zh_TW"/>
+        </w:rPr>
+        <w:t>、</w:t>
+      </w:r>
+      <w:hyperlink r:id="rId34">
+        <w:r>
+          <w:rPr>
+            <w:lang w:val="zh_TW" w:bidi="zh_TW"/>
+          </w:rPr>
+          <w:rPr>
+            <w:color w:val="0000EE"/>
+            <w:u w:val="single"/>
+          </w:rPr>
+          <w:t>20–25，</w:t>
+        </w:r>
+      </w:hyperlink>
+      <w:hyperlink r:id="rId35">
+        <w:r>
+          <w:rPr>
+            <w:lang w:val="zh_TW" w:bidi="zh_TW"/>
+          </w:rPr>
+          <w:rPr>
+            <w:color w:val="0000EE"/>
+            <w:u w:val="single"/>
+          </w:rPr>
+          <w:t>7:3–6</w:t>
+        </w:r>
+      </w:hyperlink>
+      <w:r>
+        <w:rPr>
+          <w:lang w:val="zh_TW" w:bidi="zh_TW"/>
+        </w:rPr>
+        <w:t>；</w:t>
+      </w:r>
+      <w:hyperlink r:id="rId24">
+        <w:r>
+          <w:rPr>
+            <w:lang w:val="zh_TW" w:bidi="zh_TW"/>
+          </w:rPr>
+          <w:rPr>
+            <w:color w:val="0000EE"/>
+            <w:u w:val="single"/>
+          </w:rPr>
+          <w:t>詩78:1–8，</w:t>
+        </w:r>
+      </w:hyperlink>
+      <w:hyperlink r:id="rId36">
+        <w:r>
+          <w:rPr>
+            <w:lang w:val="zh_TW" w:bidi="zh_TW"/>
+          </w:rPr>
+          <w:rPr>
+            <w:color w:val="0000EE"/>
+            <w:u w:val="single"/>
+          </w:rPr>
+          <w:t>103:13，</w:t>
+        </w:r>
+      </w:hyperlink>
+      <w:hyperlink r:id="rId31">
+        <w:r>
+          <w:rPr>
+            <w:lang w:val="zh_TW" w:bidi="zh_TW"/>
+          </w:rPr>
+          <w:rPr>
+            <w:color w:val="0000EE"/>
+            <w:u w:val="single"/>
+          </w:rPr>
+          <w:t>127:1–128:6</w:t>
+        </w:r>
+      </w:hyperlink>
+      <w:r>
+        <w:rPr>
+          <w:lang w:val="zh_TW" w:bidi="zh_TW"/>
+        </w:rPr>
+        <w:t>；</w:t>
+      </w:r>
+      <w:hyperlink r:id="rId37">
+        <w:r>
+          <w:rPr>
+            <w:lang w:val="zh_TW" w:bidi="zh_TW"/>
+          </w:rPr>
+          <w:rPr>
+            <w:color w:val="0000EE"/>
+            <w:u w:val="single"/>
+          </w:rPr>
+          <w:t>箴1:8–9，</w:t>
+        </w:r>
+      </w:hyperlink>
+      <w:hyperlink r:id="rId38">
+        <w:r>
+          <w:rPr>
+            <w:lang w:val="zh_TW" w:bidi="zh_TW"/>
+          </w:rPr>
+          <w:rPr>
+            <w:color w:val="0000EE"/>
+            <w:u w:val="single"/>
+          </w:rPr>
+          <w:t>3:1–2，</w:t>
+        </w:r>
+      </w:hyperlink>
+      <w:hyperlink r:id="rId39">
+        <w:r>
+          <w:rPr>
+            <w:lang w:val="zh_TW" w:bidi="zh_TW"/>
+          </w:rPr>
+          <w:rPr>
+            <w:color w:val="0000EE"/>
+            <w:u w:val="single"/>
+          </w:rPr>
+          <w:t>4:1–4，</w:t>
+        </w:r>
+      </w:hyperlink>
       <w:hyperlink r:id="rId13">
         <w:r>
           <w:rPr>
@@ -597,15 +719,75 @@
             <w:color w:val="0000EE"/>
             <w:u w:val="single"/>
           </w:rPr>
-          <w:t>撒下7:11–16</w:t>
+          <w:t>10:1，</w:t>
         </w:r>
       </w:hyperlink>
-      <w:r>
-        <w:rPr>
-          <w:lang w:val="zh_TW" w:bidi="zh_TW"/>
-        </w:rPr>
-        <w:t>；</w:t>
-      </w:r>
+      <w:hyperlink r:id="rId40">
+        <w:r>
+          <w:rPr>
+            <w:lang w:val="zh_TW" w:bidi="zh_TW"/>
+          </w:rPr>
+          <w:rPr>
+            <w:color w:val="0000EE"/>
+            <w:u w:val="single"/>
+          </w:rPr>
+          <w:t>11:21</w:t>
+        </w:r>
+      </w:hyperlink>
+      <w:r>
+        <w:rPr>
+          <w:lang w:val="zh_TW" w:bidi="zh_TW"/>
+        </w:rPr>
+        <w:t>、</w:t>
+      </w:r>
+      <w:hyperlink r:id="rId29">
+        <w:r>
+          <w:rPr>
+            <w:lang w:val="zh_TW" w:bidi="zh_TW"/>
+          </w:rPr>
+          <w:rPr>
+            <w:color w:val="0000EE"/>
+            <w:u w:val="single"/>
+          </w:rPr>
+          <w:t>29，</w:t>
+        </w:r>
+      </w:hyperlink>
+      <w:hyperlink r:id="rId41">
+        <w:r>
+          <w:rPr>
+            <w:lang w:val="zh_TW" w:bidi="zh_TW"/>
+          </w:rPr>
+          <w:rPr>
+            <w:color w:val="0000EE"/>
+            <w:u w:val="single"/>
+          </w:rPr>
+          <w:t>12:7，</w:t>
+        </w:r>
+      </w:hyperlink>
+      <w:hyperlink r:id="rId42">
+        <w:r>
+          <w:rPr>
+            <w:lang w:val="zh_TW" w:bidi="zh_TW"/>
+          </w:rPr>
+          <w:rPr>
+            <w:color w:val="0000EE"/>
+            <w:u w:val="single"/>
+          </w:rPr>
+          <w:t>13:22，</w:t>
+        </w:r>
+      </w:hyperlink>
+      <w:hyperlink r:id="rId30">
+        <w:r>
+          <w:rPr>
+            <w:lang w:val="zh_TW" w:bidi="zh_TW"/>
+          </w:rPr>
+          <w:rPr>
+            <w:color w:val="0000EE"/>
+            <w:u w:val="single"/>
+          </w:rPr>
+          <w:t>14:1，</w:t>
+        </w:r>
+      </w:hyperlink>
       <w:hyperlink r:id="rId14">
         <w:r>
           <w:rPr>
@@ -615,7 +797,7 @@
             <w:color w:val="0000EE"/>
             <w:u w:val="single"/>
           </w:rPr>
-          <w:t>賽9:6–7，</w:t>
+          <w:t>15:20，</w:t>
         </w:r>
       </w:hyperlink>
       <w:hyperlink r:id="rId15">
@@ -627,14 +809,14 @@
             <w:color w:val="0000EE"/>
             <w:u w:val="single"/>
           </w:rPr>
-          <w:t>11:1–5</w:t>
+          <w:t>17:21</w:t>
         </w:r>
       </w:hyperlink>
       <w:r>
         <w:rPr>
           <w:lang w:val="zh_TW" w:bidi="zh_TW"/>
         </w:rPr>
-        <w:t>；</w:t>
+        <w:t>、</w:t>
       </w:r>
       <w:hyperlink r:id="rId16">
         <w:r>
@@ -645,10 +827,10 @@
             <w:color w:val="0000EE"/>
             <w:u w:val="single"/>
           </w:rPr>
-          <w:t>耶23:5–6，</w:t>
+          <w:t>25，</w:t>
         </w:r>
       </w:hyperlink>
-      <w:hyperlink r:id="rId17">
+      <w:hyperlink r:id="rId18">
         <w:r>
           <w:rPr>
             <w:lang w:val="zh_TW" w:bidi="zh_TW"/>
@@ -657,16 +839,16 @@
             <w:color w:val="0000EE"/>
             <w:u w:val="single"/>
           </w:rPr>
-          <w:t>33:15–16</w:t>
+          <w:t>19:18</w:t>
         </w:r>
       </w:hyperlink>
       <w:r>
         <w:rPr>
           <w:lang w:val="zh_TW" w:bidi="zh_TW"/>
         </w:rPr>
-        <w:t>；</w:t>
-      </w:r>
-      <w:hyperlink r:id="rId18">
+        <w:t>、</w:t>
+      </w:r>
+      <w:hyperlink r:id="rId43">
         <w:r>
           <w:rPr>
             <w:lang w:val="zh_TW" w:bidi="zh_TW"/>
@@ -675,16 +857,10 @@
             <w:color w:val="0000EE"/>
             <w:u w:val="single"/>
           </w:rPr>
-          <w:t>結37:24–25</w:t>
+          <w:t>26，</w:t>
         </w:r>
       </w:hyperlink>
-      <w:r>
-        <w:rPr>
-          <w:lang w:val="zh_TW" w:bidi="zh_TW"/>
-        </w:rPr>
-        <w:t>；</w:t>
-      </w:r>
-      <w:hyperlink r:id="rId29">
+      <w:hyperlink r:id="rId22">
         <w:r>
           <w:rPr>
             <w:lang w:val="zh_TW" w:bidi="zh_TW"/>
@@ -693,10 +869,16 @@
             <w:color w:val="0000EE"/>
             <w:u w:val="single"/>
           </w:rPr>
-          <w:t>路2:25–32，</w:t>
+          <w:t>20:7</w:t>
         </w:r>
       </w:hyperlink>
-      <w:hyperlink r:id="rId30">
+      <w:r>
+        <w:rPr>
+          <w:lang w:val="zh_TW" w:bidi="zh_TW"/>
+        </w:rPr>
+        <w:t>、</w:t>
+      </w:r>
+      <w:hyperlink r:id="rId25">
         <w:r>
           <w:rPr>
             <w:lang w:val="zh_TW" w:bidi="zh_TW"/>
@@ -705,7 +887,175 @@
             <w:color w:val="0000EE"/>
             <w:u w:val="single"/>
           </w:rPr>
-          <w:t>3:15</w:t>
+          <w:t>20，</w:t>
+        </w:r>
+      </w:hyperlink>
+      <w:hyperlink r:id="rId23">
+        <w:r>
+          <w:rPr>
+            <w:lang w:val="zh_TW" w:bidi="zh_TW"/>
+          </w:rPr>
+          <w:rPr>
+            <w:color w:val="0000EE"/>
+            <w:u w:val="single"/>
+          </w:rPr>
+          <w:t>22:6</w:t>
+        </w:r>
+      </w:hyperlink>
+      <w:r>
+        <w:rPr>
+          <w:lang w:val="zh_TW" w:bidi="zh_TW"/>
+        </w:rPr>
+        <w:t>、</w:t>
+      </w:r>
+      <w:hyperlink r:id="rId19">
+        <w:r>
+          <w:rPr>
+            <w:lang w:val="zh_TW" w:bidi="zh_TW"/>
+          </w:rPr>
+          <w:rPr>
+            <w:color w:val="0000EE"/>
+            <w:u w:val="single"/>
+          </w:rPr>
+          <w:t>15，</w:t>
+        </w:r>
+      </w:hyperlink>
+      <w:hyperlink r:id="rId20">
+        <w:r>
+          <w:rPr>
+            <w:lang w:val="zh_TW" w:bidi="zh_TW"/>
+          </w:rPr>
+          <w:rPr>
+            <w:color w:val="0000EE"/>
+            <w:u w:val="single"/>
+          </w:rPr>
+          <w:t>23:13–14，</w:t>
+        </w:r>
+      </w:hyperlink>
+      <w:hyperlink r:id="rId44">
+        <w:r>
+          <w:rPr>
+            <w:lang w:val="zh_TW" w:bidi="zh_TW"/>
+          </w:rPr>
+          <w:rPr>
+            <w:color w:val="0000EE"/>
+            <w:u w:val="single"/>
+          </w:rPr>
+          <w:t>29:15</w:t>
+        </w:r>
+      </w:hyperlink>
+      <w:r>
+        <w:rPr>
+          <w:lang w:val="zh_TW" w:bidi="zh_TW"/>
+        </w:rPr>
+        <w:t>、</w:t>
+      </w:r>
+      <w:hyperlink r:id="rId45">
+        <w:r>
+          <w:rPr>
+            <w:lang w:val="zh_TW" w:bidi="zh_TW"/>
+          </w:rPr>
+          <w:rPr>
+            <w:color w:val="0000EE"/>
+            <w:u w:val="single"/>
+          </w:rPr>
+          <w:t>17，</w:t>
+        </w:r>
+      </w:hyperlink>
+      <w:hyperlink r:id="rId26">
+        <w:r>
+          <w:rPr>
+            <w:lang w:val="zh_TW" w:bidi="zh_TW"/>
+          </w:rPr>
+          <w:rPr>
+            <w:color w:val="0000EE"/>
+            <w:u w:val="single"/>
+          </w:rPr>
+          <w:t>30:11–14</w:t>
+        </w:r>
+      </w:hyperlink>
+      <w:r>
+        <w:rPr>
+          <w:lang w:val="zh_TW" w:bidi="zh_TW"/>
+        </w:rPr>
+        <w:t>、</w:t>
+      </w:r>
+      <w:hyperlink r:id="rId27">
+        <w:r>
+          <w:rPr>
+            <w:lang w:val="zh_TW" w:bidi="zh_TW"/>
+          </w:rPr>
+          <w:rPr>
+            <w:color w:val="0000EE"/>
+            <w:u w:val="single"/>
+          </w:rPr>
+          <w:t>17</w:t>
+        </w:r>
+      </w:hyperlink>
+      <w:r>
+        <w:rPr>
+          <w:lang w:val="zh_TW" w:bidi="zh_TW"/>
+        </w:rPr>
+        <w:t>；</w:t>
+      </w:r>
+      <w:hyperlink r:id="rId46">
+        <w:r>
+          <w:rPr>
+            <w:lang w:val="zh_TW" w:bidi="zh_TW"/>
+          </w:rPr>
+          <w:rPr>
+            <w:color w:val="0000EE"/>
+            <w:u w:val="single"/>
+          </w:rPr>
+          <w:t>可7:9–13</w:t>
+        </w:r>
+      </w:hyperlink>
+      <w:r>
+        <w:rPr>
+          <w:lang w:val="zh_TW" w:bidi="zh_TW"/>
+        </w:rPr>
+        <w:t>；</w:t>
+      </w:r>
+      <w:hyperlink r:id="rId47">
+        <w:r>
+          <w:rPr>
+            <w:lang w:val="zh_TW" w:bidi="zh_TW"/>
+          </w:rPr>
+          <w:rPr>
+            <w:color w:val="0000EE"/>
+            <w:u w:val="single"/>
+          </w:rPr>
+          <w:t>路1:17，</w:t>
+        </w:r>
+      </w:hyperlink>
+      <w:hyperlink r:id="rId48">
+        <w:r>
+          <w:rPr>
+            <w:lang w:val="zh_TW" w:bidi="zh_TW"/>
+          </w:rPr>
+          <w:rPr>
+            <w:color w:val="0000EE"/>
+            <w:u w:val="single"/>
+          </w:rPr>
+          <w:t>18:29–30</w:t>
+        </w:r>
+      </w:hyperlink>
+      <w:r>
+        <w:rPr>
+          <w:lang w:val="zh_TW" w:bidi="zh_TW"/>
+        </w:rPr>
+        <w:t>；</w:t>
+      </w:r>
+      <w:hyperlink r:id="rId49">
+        <w:r>
+          <w:rPr>
+            <w:lang w:val="zh_TW" w:bidi="zh_TW"/>
+          </w:rPr>
+          <w:rPr>
+            <w:color w:val="0000EE"/>
+            <w:u w:val="single"/>
+          </w:rPr>
+          <w:t>弗6:1–4</w:t>
         </w:r>
       </w:hyperlink>
       <w:r>

--- a/zht/docx/016.content.docx
+++ b/zht/docx/016.content.docx
@@ -19,7 +19,7 @@
         <w:rPr>
           <w:lang w:val="zh_TW" w:bidi="zh_TW"/>
         </w:rPr>
-        <w:t>Resource: Tyndale Open Study Notes</w:t>
+        <w:t>Resource: Aquifer Open Study Notes (Themes)</w:t>
       </w:r>
       <w:r>
         <w:rPr>
@@ -112,7 +112,7 @@
         <w:rPr>
           <w:lang w:val="zh_TW" w:bidi="zh_TW"/>
         </w:rPr>
-        <w:t>Tyndale Open Study Notes</w:t>
+        <w:t>Aquifer Open Study Notes (Themes)</w:t>
       </w:r>
     </w:p>
     <w:p>

--- a/zht/docx/016.content.docx
+++ b/zht/docx/016.content.docx
@@ -233,72 +233,42 @@
         </w:rPr>
         <w:t>智慧的兒女使父母大得喜樂，愚昧的兒女卻叫父母憂傷痛苦（</w:t>
       </w:r>
-      <w:hyperlink r:id="rId13">
-        <w:r>
-          <w:rPr>
-            <w:lang w:val="zh_TW" w:bidi="zh_TW"/>
-          </w:rPr>
-          <w:rPr>
-            <w:color w:val="0000EE"/>
-            <w:u w:val="single"/>
-          </w:rPr>
-          <w:t>箴10:1，</w:t>
-        </w:r>
-      </w:hyperlink>
-      <w:hyperlink r:id="rId14">
-        <w:r>
-          <w:rPr>
-            <w:lang w:val="zh_TW" w:bidi="zh_TW"/>
-          </w:rPr>
-          <w:rPr>
-            <w:color w:val="0000EE"/>
-            <w:u w:val="single"/>
-          </w:rPr>
-          <w:t>15:20，</w:t>
-        </w:r>
-      </w:hyperlink>
-      <w:hyperlink r:id="rId15">
-        <w:r>
-          <w:rPr>
-            <w:lang w:val="zh_TW" w:bidi="zh_TW"/>
-          </w:rPr>
-          <w:rPr>
-            <w:color w:val="0000EE"/>
-            <w:u w:val="single"/>
-          </w:rPr>
-          <w:t>17:21、</w:t>
-        </w:r>
-      </w:hyperlink>
-      <w:hyperlink r:id="rId16">
-        <w:r>
-          <w:rPr>
-            <w:lang w:val="zh_TW" w:bidi="zh_TW"/>
-          </w:rPr>
-          <w:rPr>
-            <w:color w:val="0000EE"/>
-            <w:u w:val="single"/>
-          </w:rPr>
-          <w:t>25</w:t>
-        </w:r>
-      </w:hyperlink>
+      <w:r>
+        <w:rPr>
+          <w:lang w:val="zh_TW" w:bidi="zh_TW"/>
+        </w:rPr>
+        <w:t>箴10:1，</w:t>
+      </w:r>
+      <w:r>
+        <w:rPr>
+          <w:lang w:val="zh_TW" w:bidi="zh_TW"/>
+        </w:rPr>
+        <w:t>15:20，</w:t>
+      </w:r>
+      <w:r>
+        <w:rPr>
+          <w:lang w:val="zh_TW" w:bidi="zh_TW"/>
+        </w:rPr>
+        <w:t>17:21、</w:t>
+      </w:r>
+      <w:r>
+        <w:rPr>
+          <w:lang w:val="zh_TW" w:bidi="zh_TW"/>
+        </w:rPr>
+        <w:t>25</w:t>
+      </w:r>
       <w:r>
         <w:rPr>
           <w:lang w:val="zh_TW" w:bidi="zh_TW"/>
         </w:rPr>
         <w:t>）。這樣的教導激勵父母引導兒女走向智慧之路，也鼓勵兒女聽從明智的勸誡（</w:t>
       </w:r>
-      <w:hyperlink r:id="rId17">
-        <w:r>
-          <w:rPr>
-            <w:lang w:val="zh_TW" w:bidi="zh_TW"/>
-          </w:rPr>
-          <w:rPr>
-            <w:color w:val="0000EE"/>
-            <w:u w:val="single"/>
-          </w:rPr>
-          <w:t>19:26–27</w:t>
-        </w:r>
-      </w:hyperlink>
+      <w:r>
+        <w:rPr>
+          <w:lang w:val="zh_TW" w:bidi="zh_TW"/>
+        </w:rPr>
+        <w:t>19:26–27</w:t>
+      </w:r>
       <w:r>
         <w:rPr>
           <w:lang w:val="zh_TW" w:bidi="zh_TW"/>
@@ -319,150 +289,90 @@
         </w:rPr>
         <w:t>當兒女需要管教時，父母不該逃避責任，否則可能害了孩子（</w:t>
       </w:r>
-      <w:hyperlink r:id="rId18">
-        <w:r>
-          <w:rPr>
-            <w:lang w:val="zh_TW" w:bidi="zh_TW"/>
-          </w:rPr>
-          <w:rPr>
-            <w:color w:val="0000EE"/>
-            <w:u w:val="single"/>
-          </w:rPr>
-          <w:t>箴19:18，</w:t>
-        </w:r>
-      </w:hyperlink>
-      <w:hyperlink r:id="rId19">
-        <w:r>
-          <w:rPr>
-            <w:lang w:val="zh_TW" w:bidi="zh_TW"/>
-          </w:rPr>
-          <w:rPr>
-            <w:color w:val="0000EE"/>
-            <w:u w:val="single"/>
-          </w:rPr>
-          <w:t>22:15，</w:t>
-        </w:r>
-      </w:hyperlink>
-      <w:hyperlink r:id="rId20">
-        <w:r>
-          <w:rPr>
-            <w:lang w:val="zh_TW" w:bidi="zh_TW"/>
-          </w:rPr>
-          <w:rPr>
-            <w:color w:val="0000EE"/>
-            <w:u w:val="single"/>
-          </w:rPr>
-          <w:t>23:13–14</w:t>
-        </w:r>
-      </w:hyperlink>
+      <w:r>
+        <w:rPr>
+          <w:lang w:val="zh_TW" w:bidi="zh_TW"/>
+        </w:rPr>
+        <w:t>箴19:18，</w:t>
+      </w:r>
+      <w:r>
+        <w:rPr>
+          <w:lang w:val="zh_TW" w:bidi="zh_TW"/>
+        </w:rPr>
+        <w:t>22:15，</w:t>
+      </w:r>
+      <w:r>
+        <w:rPr>
+          <w:lang w:val="zh_TW" w:bidi="zh_TW"/>
+        </w:rPr>
+        <w:t>23:13–14</w:t>
+      </w:r>
       <w:r>
         <w:rPr>
           <w:lang w:val="zh_TW" w:bidi="zh_TW"/>
         </w:rPr>
         <w:t>）。父母應當以自己的智慧與生活榜樣教導兒女認識主（</w:t>
       </w:r>
-      <w:hyperlink r:id="rId21">
-        <w:r>
-          <w:rPr>
-            <w:lang w:val="zh_TW" w:bidi="zh_TW"/>
-          </w:rPr>
-          <w:rPr>
-            <w:color w:val="0000EE"/>
-            <w:u w:val="single"/>
-          </w:rPr>
-          <w:t>申6:1–25</w:t>
-        </w:r>
-      </w:hyperlink>
+      <w:r>
+        <w:rPr>
+          <w:lang w:val="zh_TW" w:bidi="zh_TW"/>
+        </w:rPr>
+        <w:t>申6:1–25</w:t>
+      </w:r>
       <w:r>
         <w:rPr>
           <w:lang w:val="zh_TW" w:bidi="zh_TW"/>
         </w:rPr>
         <w:t>；</w:t>
       </w:r>
-      <w:hyperlink r:id="rId22">
-        <w:r>
-          <w:rPr>
-            <w:lang w:val="zh_TW" w:bidi="zh_TW"/>
-          </w:rPr>
-          <w:rPr>
-            <w:color w:val="0000EE"/>
-            <w:u w:val="single"/>
-          </w:rPr>
-          <w:t>箴20:7，</w:t>
-        </w:r>
-      </w:hyperlink>
-      <w:hyperlink r:id="rId23">
-        <w:r>
-          <w:rPr>
-            <w:lang w:val="zh_TW" w:bidi="zh_TW"/>
-          </w:rPr>
-          <w:rPr>
-            <w:color w:val="0000EE"/>
-            <w:u w:val="single"/>
-          </w:rPr>
-          <w:t>22:6</w:t>
-        </w:r>
-      </w:hyperlink>
+      <w:r>
+        <w:rPr>
+          <w:lang w:val="zh_TW" w:bidi="zh_TW"/>
+        </w:rPr>
+        <w:t>箴20:7，</w:t>
+      </w:r>
+      <w:r>
+        <w:rPr>
+          <w:lang w:val="zh_TW" w:bidi="zh_TW"/>
+        </w:rPr>
+        <w:t>22:6</w:t>
+      </w:r>
       <w:r>
         <w:rPr>
           <w:lang w:val="zh_TW" w:bidi="zh_TW"/>
         </w:rPr>
         <w:t>），也應向他們述說神在歷史中的奇妙作為（</w:t>
       </w:r>
-      <w:hyperlink r:id="rId24">
-        <w:r>
-          <w:rPr>
-            <w:lang w:val="zh_TW" w:bidi="zh_TW"/>
-          </w:rPr>
-          <w:rPr>
-            <w:color w:val="0000EE"/>
-            <w:u w:val="single"/>
-          </w:rPr>
-          <w:t>詩78:1–8</w:t>
-        </w:r>
-      </w:hyperlink>
+      <w:r>
+        <w:rPr>
+          <w:lang w:val="zh_TW" w:bidi="zh_TW"/>
+        </w:rPr>
+        <w:t>詩78:1–8</w:t>
+      </w:r>
       <w:r>
         <w:rPr>
           <w:lang w:val="zh_TW" w:bidi="zh_TW"/>
         </w:rPr>
         <w:t>）。這樣的認識能引導兒女走向順服與蒙福之路。兒女也應當尊敬敬虔的父母（</w:t>
       </w:r>
-      <w:hyperlink r:id="rId25">
-        <w:r>
-          <w:rPr>
-            <w:lang w:val="zh_TW" w:bidi="zh_TW"/>
-          </w:rPr>
-          <w:rPr>
-            <w:color w:val="0000EE"/>
-            <w:u w:val="single"/>
-          </w:rPr>
-          <w:t>箴20:20，</w:t>
-        </w:r>
-      </w:hyperlink>
-      <w:hyperlink r:id="rId26">
-        <w:r>
-          <w:rPr>
-            <w:lang w:val="zh_TW" w:bidi="zh_TW"/>
-          </w:rPr>
-          <w:rPr>
-            <w:color w:val="0000EE"/>
-            <w:u w:val="single"/>
-          </w:rPr>
-          <w:t>30:11–14、</w:t>
-        </w:r>
-      </w:hyperlink>
-      <w:hyperlink r:id="rId27">
-        <w:r>
-          <w:rPr>
-            <w:lang w:val="zh_TW" w:bidi="zh_TW"/>
-          </w:rPr>
-          <w:rPr>
-            <w:color w:val="0000EE"/>
-            <w:u w:val="single"/>
-          </w:rPr>
-          <w:t>17</w:t>
-        </w:r>
-      </w:hyperlink>
+      <w:r>
+        <w:rPr>
+          <w:lang w:val="zh_TW" w:bidi="zh_TW"/>
+        </w:rPr>
+        <w:t>箴20:20，</w:t>
+      </w:r>
+      <w:r>
+        <w:rPr>
+          <w:lang w:val="zh_TW" w:bidi="zh_TW"/>
+        </w:rPr>
+        <w:t>30:11–14、</w:t>
+      </w:r>
+      <w:r>
+        <w:rPr>
+          <w:lang w:val="zh_TW" w:bidi="zh_TW"/>
+        </w:rPr>
+        <w:t>17</w:t>
+      </w:r>
       <w:r>
         <w:rPr>
           <w:lang w:val="zh_TW" w:bidi="zh_TW"/>
@@ -483,66 +393,42 @@
         </w:rPr>
         <w:t>箴言強調，一個敬愛並順從神的合一家庭，具有深遠的力量與影響力。這卷書嚴厲警告那些破壞家庭的人（</w:t>
       </w:r>
-      <w:hyperlink r:id="rId28">
-        <w:r>
-          <w:rPr>
-            <w:lang w:val="zh_TW" w:bidi="zh_TW"/>
-          </w:rPr>
-          <w:rPr>
-            <w:color w:val="0000EE"/>
-            <w:u w:val="single"/>
-          </w:rPr>
-          <w:t>箴6:16–19，</w:t>
-        </w:r>
-      </w:hyperlink>
-      <w:hyperlink r:id="rId29">
-        <w:r>
-          <w:rPr>
-            <w:lang w:val="zh_TW" w:bidi="zh_TW"/>
-          </w:rPr>
-          <w:rPr>
-            <w:color w:val="0000EE"/>
-            <w:u w:val="single"/>
-          </w:rPr>
-          <w:t>11:29</w:t>
-        </w:r>
-      </w:hyperlink>
+      <w:r>
+        <w:rPr>
+          <w:lang w:val="zh_TW" w:bidi="zh_TW"/>
+        </w:rPr>
+        <w:t>箴6:16–19，</w:t>
+      </w:r>
+      <w:r>
+        <w:rPr>
+          <w:lang w:val="zh_TW" w:bidi="zh_TW"/>
+        </w:rPr>
+        <w:t>11:29</w:t>
+      </w:r>
       <w:r>
         <w:rPr>
           <w:lang w:val="zh_TW" w:bidi="zh_TW"/>
         </w:rPr>
         <w:t>），並大大稱讚那些建造家庭的人（見</w:t>
       </w:r>
-      <w:hyperlink r:id="rId30">
-        <w:r>
-          <w:rPr>
-            <w:lang w:val="zh_TW" w:bidi="zh_TW"/>
-          </w:rPr>
-          <w:rPr>
-            <w:color w:val="0000EE"/>
-            <w:u w:val="single"/>
-          </w:rPr>
-          <w:t>14:1</w:t>
-        </w:r>
-      </w:hyperlink>
+      <w:r>
+        <w:rPr>
+          <w:lang w:val="zh_TW" w:bidi="zh_TW"/>
+        </w:rPr>
+        <w:t>14:1</w:t>
+      </w:r>
       <w:r>
         <w:rPr>
           <w:lang w:val="zh_TW" w:bidi="zh_TW"/>
         </w:rPr>
         <w:t>）。一個倚靠耶和華的家庭，才能真正興盛（</w:t>
       </w:r>
-      <w:hyperlink r:id="rId31">
-        <w:r>
-          <w:rPr>
-            <w:lang w:val="zh_TW" w:bidi="zh_TW"/>
-          </w:rPr>
-          <w:rPr>
-            <w:color w:val="0000EE"/>
-            <w:u w:val="single"/>
-          </w:rPr>
-          <w:t>詩127–128篇</w:t>
-        </w:r>
-      </w:hyperlink>
+      <w:r>
+        <w:rPr>
+          <w:lang w:val="zh_TW" w:bidi="zh_TW"/>
+        </w:rPr>
+        <w:t>詩127–128篇</w:t>
+      </w:r>
       <w:r>
         <w:rPr>
           <w:lang w:val="zh_TW" w:bidi="zh_TW"/>
@@ -572,492 +458,288 @@
           <w:lang w:val="zh_TW" w:bidi="zh_TW"/>
         </w:rPr>
       </w:r>
-      <w:hyperlink r:id="rId32">
-        <w:r>
-          <w:rPr>
-            <w:lang w:val="zh_TW" w:bidi="zh_TW"/>
-          </w:rPr>
-          <w:rPr>
-            <w:color w:val="0000EE"/>
-            <w:u w:val="single"/>
-          </w:rPr>
-          <w:t>申5:16，</w:t>
-        </w:r>
-      </w:hyperlink>
-      <w:hyperlink r:id="rId33">
-        <w:r>
-          <w:rPr>
-            <w:lang w:val="zh_TW" w:bidi="zh_TW"/>
-          </w:rPr>
-          <w:rPr>
-            <w:color w:val="0000EE"/>
-            <w:u w:val="single"/>
-          </w:rPr>
-          <w:t>6:1–9</w:t>
-        </w:r>
-      </w:hyperlink>
+      <w:r>
+        <w:rPr>
+          <w:lang w:val="zh_TW" w:bidi="zh_TW"/>
+        </w:rPr>
+        <w:t>申5:16，</w:t>
+      </w:r>
+      <w:r>
+        <w:rPr>
+          <w:lang w:val="zh_TW" w:bidi="zh_TW"/>
+        </w:rPr>
+        <w:t>6:1–9</w:t>
+      </w:r>
       <w:r>
         <w:rPr>
           <w:lang w:val="zh_TW" w:bidi="zh_TW"/>
         </w:rPr>
         <w:t>、</w:t>
       </w:r>
-      <w:hyperlink r:id="rId34">
-        <w:r>
-          <w:rPr>
-            <w:lang w:val="zh_TW" w:bidi="zh_TW"/>
-          </w:rPr>
-          <w:rPr>
-            <w:color w:val="0000EE"/>
-            <w:u w:val="single"/>
-          </w:rPr>
-          <w:t>20–25，</w:t>
-        </w:r>
-      </w:hyperlink>
-      <w:hyperlink r:id="rId35">
-        <w:r>
-          <w:rPr>
-            <w:lang w:val="zh_TW" w:bidi="zh_TW"/>
-          </w:rPr>
-          <w:rPr>
-            <w:color w:val="0000EE"/>
-            <w:u w:val="single"/>
-          </w:rPr>
-          <w:t>7:3–6</w:t>
-        </w:r>
-      </w:hyperlink>
+      <w:r>
+        <w:rPr>
+          <w:lang w:val="zh_TW" w:bidi="zh_TW"/>
+        </w:rPr>
+        <w:t>20–25，</w:t>
+      </w:r>
+      <w:r>
+        <w:rPr>
+          <w:lang w:val="zh_TW" w:bidi="zh_TW"/>
+        </w:rPr>
+        <w:t>7:3–6</w:t>
+      </w:r>
       <w:r>
         <w:rPr>
           <w:lang w:val="zh_TW" w:bidi="zh_TW"/>
         </w:rPr>
         <w:t>；</w:t>
       </w:r>
-      <w:hyperlink r:id="rId24">
-        <w:r>
-          <w:rPr>
-            <w:lang w:val="zh_TW" w:bidi="zh_TW"/>
-          </w:rPr>
-          <w:rPr>
-            <w:color w:val="0000EE"/>
-            <w:u w:val="single"/>
-          </w:rPr>
-          <w:t>詩78:1–8，</w:t>
-        </w:r>
-      </w:hyperlink>
-      <w:hyperlink r:id="rId36">
-        <w:r>
-          <w:rPr>
-            <w:lang w:val="zh_TW" w:bidi="zh_TW"/>
-          </w:rPr>
-          <w:rPr>
-            <w:color w:val="0000EE"/>
-            <w:u w:val="single"/>
-          </w:rPr>
-          <w:t>103:13，</w:t>
-        </w:r>
-      </w:hyperlink>
-      <w:hyperlink r:id="rId31">
-        <w:r>
-          <w:rPr>
-            <w:lang w:val="zh_TW" w:bidi="zh_TW"/>
-          </w:rPr>
-          <w:rPr>
-            <w:color w:val="0000EE"/>
-            <w:u w:val="single"/>
-          </w:rPr>
-          <w:t>127:1–128:6</w:t>
-        </w:r>
-      </w:hyperlink>
+      <w:r>
+        <w:rPr>
+          <w:lang w:val="zh_TW" w:bidi="zh_TW"/>
+        </w:rPr>
+        <w:t>詩78:1–8，</w:t>
+      </w:r>
+      <w:r>
+        <w:rPr>
+          <w:lang w:val="zh_TW" w:bidi="zh_TW"/>
+        </w:rPr>
+        <w:t>103:13，</w:t>
+      </w:r>
+      <w:r>
+        <w:rPr>
+          <w:lang w:val="zh_TW" w:bidi="zh_TW"/>
+        </w:rPr>
+        <w:t>127:1–128:6</w:t>
+      </w:r>
       <w:r>
         <w:rPr>
           <w:lang w:val="zh_TW" w:bidi="zh_TW"/>
         </w:rPr>
         <w:t>；</w:t>
       </w:r>
-      <w:hyperlink r:id="rId37">
-        <w:r>
-          <w:rPr>
-            <w:lang w:val="zh_TW" w:bidi="zh_TW"/>
-          </w:rPr>
-          <w:rPr>
-            <w:color w:val="0000EE"/>
-            <w:u w:val="single"/>
-          </w:rPr>
-          <w:t>箴1:8–9，</w:t>
-        </w:r>
-      </w:hyperlink>
-      <w:hyperlink r:id="rId38">
-        <w:r>
-          <w:rPr>
-            <w:lang w:val="zh_TW" w:bidi="zh_TW"/>
-          </w:rPr>
-          <w:rPr>
-            <w:color w:val="0000EE"/>
-            <w:u w:val="single"/>
-          </w:rPr>
-          <w:t>3:1–2，</w:t>
-        </w:r>
-      </w:hyperlink>
-      <w:hyperlink r:id="rId39">
-        <w:r>
-          <w:rPr>
-            <w:lang w:val="zh_TW" w:bidi="zh_TW"/>
-          </w:rPr>
-          <w:rPr>
-            <w:color w:val="0000EE"/>
-            <w:u w:val="single"/>
-          </w:rPr>
-          <w:t>4:1–4，</w:t>
-        </w:r>
-      </w:hyperlink>
-      <w:hyperlink r:id="rId13">
-        <w:r>
-          <w:rPr>
-            <w:lang w:val="zh_TW" w:bidi="zh_TW"/>
-          </w:rPr>
-          <w:rPr>
-            <w:color w:val="0000EE"/>
-            <w:u w:val="single"/>
-          </w:rPr>
-          <w:t>10:1，</w:t>
-        </w:r>
-      </w:hyperlink>
-      <w:hyperlink r:id="rId40">
-        <w:r>
-          <w:rPr>
-            <w:lang w:val="zh_TW" w:bidi="zh_TW"/>
-          </w:rPr>
-          <w:rPr>
-            <w:color w:val="0000EE"/>
-            <w:u w:val="single"/>
-          </w:rPr>
-          <w:t>11:21</w:t>
-        </w:r>
-      </w:hyperlink>
+      <w:r>
+        <w:rPr>
+          <w:lang w:val="zh_TW" w:bidi="zh_TW"/>
+        </w:rPr>
+        <w:t>箴1:8–9，</w:t>
+      </w:r>
+      <w:r>
+        <w:rPr>
+          <w:lang w:val="zh_TW" w:bidi="zh_TW"/>
+        </w:rPr>
+        <w:t>3:1–2，</w:t>
+      </w:r>
+      <w:r>
+        <w:rPr>
+          <w:lang w:val="zh_TW" w:bidi="zh_TW"/>
+        </w:rPr>
+        <w:t>4:1–4，</w:t>
+      </w:r>
+      <w:r>
+        <w:rPr>
+          <w:lang w:val="zh_TW" w:bidi="zh_TW"/>
+        </w:rPr>
+        <w:t>10:1，</w:t>
+      </w:r>
+      <w:r>
+        <w:rPr>
+          <w:lang w:val="zh_TW" w:bidi="zh_TW"/>
+        </w:rPr>
+        <w:t>11:21</w:t>
+      </w:r>
       <w:r>
         <w:rPr>
           <w:lang w:val="zh_TW" w:bidi="zh_TW"/>
         </w:rPr>
         <w:t>、</w:t>
       </w:r>
-      <w:hyperlink r:id="rId29">
-        <w:r>
-          <w:rPr>
-            <w:lang w:val="zh_TW" w:bidi="zh_TW"/>
-          </w:rPr>
-          <w:rPr>
-            <w:color w:val="0000EE"/>
-            <w:u w:val="single"/>
-          </w:rPr>
-          <w:t>29，</w:t>
-        </w:r>
-      </w:hyperlink>
-      <w:hyperlink r:id="rId41">
-        <w:r>
-          <w:rPr>
-            <w:lang w:val="zh_TW" w:bidi="zh_TW"/>
-          </w:rPr>
-          <w:rPr>
-            <w:color w:val="0000EE"/>
-            <w:u w:val="single"/>
-          </w:rPr>
-          <w:t>12:7，</w:t>
-        </w:r>
-      </w:hyperlink>
-      <w:hyperlink r:id="rId42">
-        <w:r>
-          <w:rPr>
-            <w:lang w:val="zh_TW" w:bidi="zh_TW"/>
-          </w:rPr>
-          <w:rPr>
-            <w:color w:val="0000EE"/>
-            <w:u w:val="single"/>
-          </w:rPr>
-          <w:t>13:22，</w:t>
-        </w:r>
-      </w:hyperlink>
-      <w:hyperlink r:id="rId30">
-        <w:r>
-          <w:rPr>
-            <w:lang w:val="zh_TW" w:bidi="zh_TW"/>
-          </w:rPr>
-          <w:rPr>
-            <w:color w:val="0000EE"/>
-            <w:u w:val="single"/>
-          </w:rPr>
-          <w:t>14:1，</w:t>
-        </w:r>
-      </w:hyperlink>
-      <w:hyperlink r:id="rId14">
-        <w:r>
-          <w:rPr>
-            <w:lang w:val="zh_TW" w:bidi="zh_TW"/>
-          </w:rPr>
-          <w:rPr>
-            <w:color w:val="0000EE"/>
-            <w:u w:val="single"/>
-          </w:rPr>
-          <w:t>15:20，</w:t>
-        </w:r>
-      </w:hyperlink>
-      <w:hyperlink r:id="rId15">
-        <w:r>
-          <w:rPr>
-            <w:lang w:val="zh_TW" w:bidi="zh_TW"/>
-          </w:rPr>
-          <w:rPr>
-            <w:color w:val="0000EE"/>
-            <w:u w:val="single"/>
-          </w:rPr>
-          <w:t>17:21</w:t>
-        </w:r>
-      </w:hyperlink>
+      <w:r>
+        <w:rPr>
+          <w:lang w:val="zh_TW" w:bidi="zh_TW"/>
+        </w:rPr>
+        <w:t>29，</w:t>
+      </w:r>
+      <w:r>
+        <w:rPr>
+          <w:lang w:val="zh_TW" w:bidi="zh_TW"/>
+        </w:rPr>
+        <w:t>12:7，</w:t>
+      </w:r>
+      <w:r>
+        <w:rPr>
+          <w:lang w:val="zh_TW" w:bidi="zh_TW"/>
+        </w:rPr>
+        <w:t>13:22，</w:t>
+      </w:r>
+      <w:r>
+        <w:rPr>
+          <w:lang w:val="zh_TW" w:bidi="zh_TW"/>
+        </w:rPr>
+        <w:t>14:1，</w:t>
+      </w:r>
+      <w:r>
+        <w:rPr>
+          <w:lang w:val="zh_TW" w:bidi="zh_TW"/>
+        </w:rPr>
+        <w:t>15:20，</w:t>
+      </w:r>
+      <w:r>
+        <w:rPr>
+          <w:lang w:val="zh_TW" w:bidi="zh_TW"/>
+        </w:rPr>
+        <w:t>17:21</w:t>
+      </w:r>
       <w:r>
         <w:rPr>
           <w:lang w:val="zh_TW" w:bidi="zh_TW"/>
         </w:rPr>
         <w:t>、</w:t>
       </w:r>
-      <w:hyperlink r:id="rId16">
-        <w:r>
-          <w:rPr>
-            <w:lang w:val="zh_TW" w:bidi="zh_TW"/>
-          </w:rPr>
-          <w:rPr>
-            <w:color w:val="0000EE"/>
-            <w:u w:val="single"/>
-          </w:rPr>
-          <w:t>25，</w:t>
-        </w:r>
-      </w:hyperlink>
-      <w:hyperlink r:id="rId18">
-        <w:r>
-          <w:rPr>
-            <w:lang w:val="zh_TW" w:bidi="zh_TW"/>
-          </w:rPr>
-          <w:rPr>
-            <w:color w:val="0000EE"/>
-            <w:u w:val="single"/>
-          </w:rPr>
-          <w:t>19:18</w:t>
-        </w:r>
-      </w:hyperlink>
+      <w:r>
+        <w:rPr>
+          <w:lang w:val="zh_TW" w:bidi="zh_TW"/>
+        </w:rPr>
+        <w:t>25，</w:t>
+      </w:r>
+      <w:r>
+        <w:rPr>
+          <w:lang w:val="zh_TW" w:bidi="zh_TW"/>
+        </w:rPr>
+        <w:t>19:18</w:t>
+      </w:r>
       <w:r>
         <w:rPr>
           <w:lang w:val="zh_TW" w:bidi="zh_TW"/>
         </w:rPr>
         <w:t>、</w:t>
       </w:r>
-      <w:hyperlink r:id="rId43">
-        <w:r>
-          <w:rPr>
-            <w:lang w:val="zh_TW" w:bidi="zh_TW"/>
-          </w:rPr>
-          <w:rPr>
-            <w:color w:val="0000EE"/>
-            <w:u w:val="single"/>
-          </w:rPr>
-          <w:t>26，</w:t>
-        </w:r>
-      </w:hyperlink>
-      <w:hyperlink r:id="rId22">
-        <w:r>
-          <w:rPr>
-            <w:lang w:val="zh_TW" w:bidi="zh_TW"/>
-          </w:rPr>
-          <w:rPr>
-            <w:color w:val="0000EE"/>
-            <w:u w:val="single"/>
-          </w:rPr>
-          <w:t>20:7</w:t>
-        </w:r>
-      </w:hyperlink>
+      <w:r>
+        <w:rPr>
+          <w:lang w:val="zh_TW" w:bidi="zh_TW"/>
+        </w:rPr>
+        <w:t>26，</w:t>
+      </w:r>
+      <w:r>
+        <w:rPr>
+          <w:lang w:val="zh_TW" w:bidi="zh_TW"/>
+        </w:rPr>
+        <w:t>20:7</w:t>
+      </w:r>
       <w:r>
         <w:rPr>
           <w:lang w:val="zh_TW" w:bidi="zh_TW"/>
         </w:rPr>
         <w:t>、</w:t>
       </w:r>
-      <w:hyperlink r:id="rId25">
-        <w:r>
-          <w:rPr>
-            <w:lang w:val="zh_TW" w:bidi="zh_TW"/>
-          </w:rPr>
-          <w:rPr>
-            <w:color w:val="0000EE"/>
-            <w:u w:val="single"/>
-          </w:rPr>
-          <w:t>20，</w:t>
-        </w:r>
-      </w:hyperlink>
-      <w:hyperlink r:id="rId23">
-        <w:r>
-          <w:rPr>
-            <w:lang w:val="zh_TW" w:bidi="zh_TW"/>
-          </w:rPr>
-          <w:rPr>
-            <w:color w:val="0000EE"/>
-            <w:u w:val="single"/>
-          </w:rPr>
-          <w:t>22:6</w:t>
-        </w:r>
-      </w:hyperlink>
+      <w:r>
+        <w:rPr>
+          <w:lang w:val="zh_TW" w:bidi="zh_TW"/>
+        </w:rPr>
+        <w:t>20，</w:t>
+      </w:r>
+      <w:r>
+        <w:rPr>
+          <w:lang w:val="zh_TW" w:bidi="zh_TW"/>
+        </w:rPr>
+        <w:t>22:6</w:t>
+      </w:r>
       <w:r>
         <w:rPr>
           <w:lang w:val="zh_TW" w:bidi="zh_TW"/>
         </w:rPr>
         <w:t>、</w:t>
       </w:r>
-      <w:hyperlink r:id="rId19">
-        <w:r>
-          <w:rPr>
-            <w:lang w:val="zh_TW" w:bidi="zh_TW"/>
-          </w:rPr>
-          <w:rPr>
-            <w:color w:val="0000EE"/>
-            <w:u w:val="single"/>
-          </w:rPr>
-          <w:t>15，</w:t>
-        </w:r>
-      </w:hyperlink>
-      <w:hyperlink r:id="rId20">
-        <w:r>
-          <w:rPr>
-            <w:lang w:val="zh_TW" w:bidi="zh_TW"/>
-          </w:rPr>
-          <w:rPr>
-            <w:color w:val="0000EE"/>
-            <w:u w:val="single"/>
-          </w:rPr>
-          <w:t>23:13–14，</w:t>
-        </w:r>
-      </w:hyperlink>
-      <w:hyperlink r:id="rId44">
-        <w:r>
-          <w:rPr>
-            <w:lang w:val="zh_TW" w:bidi="zh_TW"/>
-          </w:rPr>
-          <w:rPr>
-            <w:color w:val="0000EE"/>
-            <w:u w:val="single"/>
-          </w:rPr>
-          <w:t>29:15</w:t>
-        </w:r>
-      </w:hyperlink>
+      <w:r>
+        <w:rPr>
+          <w:lang w:val="zh_TW" w:bidi="zh_TW"/>
+        </w:rPr>
+        <w:t>15，</w:t>
+      </w:r>
+      <w:r>
+        <w:rPr>
+          <w:lang w:val="zh_TW" w:bidi="zh_TW"/>
+        </w:rPr>
+        <w:t>23:13–14，</w:t>
+      </w:r>
+      <w:r>
+        <w:rPr>
+          <w:lang w:val="zh_TW" w:bidi="zh_TW"/>
+        </w:rPr>
+        <w:t>29:15</w:t>
+      </w:r>
       <w:r>
         <w:rPr>
           <w:lang w:val="zh_TW" w:bidi="zh_TW"/>
         </w:rPr>
         <w:t>、</w:t>
       </w:r>
-      <w:hyperlink r:id="rId45">
-        <w:r>
-          <w:rPr>
-            <w:lang w:val="zh_TW" w:bidi="zh_TW"/>
-          </w:rPr>
-          <w:rPr>
-            <w:color w:val="0000EE"/>
-            <w:u w:val="single"/>
-          </w:rPr>
-          <w:t>17，</w:t>
-        </w:r>
-      </w:hyperlink>
-      <w:hyperlink r:id="rId26">
-        <w:r>
-          <w:rPr>
-            <w:lang w:val="zh_TW" w:bidi="zh_TW"/>
-          </w:rPr>
-          <w:rPr>
-            <w:color w:val="0000EE"/>
-            <w:u w:val="single"/>
-          </w:rPr>
-          <w:t>30:11–14</w:t>
-        </w:r>
-      </w:hyperlink>
+      <w:r>
+        <w:rPr>
+          <w:lang w:val="zh_TW" w:bidi="zh_TW"/>
+        </w:rPr>
+        <w:t>17，</w:t>
+      </w:r>
+      <w:r>
+        <w:rPr>
+          <w:lang w:val="zh_TW" w:bidi="zh_TW"/>
+        </w:rPr>
+        <w:t>30:11–14</w:t>
+      </w:r>
       <w:r>
         <w:rPr>
           <w:lang w:val="zh_TW" w:bidi="zh_TW"/>
         </w:rPr>
         <w:t>、</w:t>
       </w:r>
-      <w:hyperlink r:id="rId27">
-        <w:r>
-          <w:rPr>
-            <w:lang w:val="zh_TW" w:bidi="zh_TW"/>
-          </w:rPr>
-          <w:rPr>
-            <w:color w:val="0000EE"/>
-            <w:u w:val="single"/>
-          </w:rPr>
-          <w:t>17</w:t>
-        </w:r>
-      </w:hyperlink>
+      <w:r>
+        <w:rPr>
+          <w:lang w:val="zh_TW" w:bidi="zh_TW"/>
+        </w:rPr>
+        <w:t>17</w:t>
+      </w:r>
       <w:r>
         <w:rPr>
           <w:lang w:val="zh_TW" w:bidi="zh_TW"/>
         </w:rPr>
         <w:t>；</w:t>
       </w:r>
-      <w:hyperlink r:id="rId46">
-        <w:r>
-          <w:rPr>
-            <w:lang w:val="zh_TW" w:bidi="zh_TW"/>
-          </w:rPr>
-          <w:rPr>
-            <w:color w:val="0000EE"/>
-            <w:u w:val="single"/>
-          </w:rPr>
-          <w:t>可7:9–13</w:t>
-        </w:r>
-      </w:hyperlink>
+      <w:r>
+        <w:rPr>
+          <w:lang w:val="zh_TW" w:bidi="zh_TW"/>
+        </w:rPr>
+        <w:t>可7:9–13</w:t>
+      </w:r>
       <w:r>
         <w:rPr>
           <w:lang w:val="zh_TW" w:bidi="zh_TW"/>
         </w:rPr>
         <w:t>；</w:t>
       </w:r>
-      <w:hyperlink r:id="rId47">
-        <w:r>
-          <w:rPr>
-            <w:lang w:val="zh_TW" w:bidi="zh_TW"/>
-          </w:rPr>
-          <w:rPr>
-            <w:color w:val="0000EE"/>
-            <w:u w:val="single"/>
-          </w:rPr>
-          <w:t>路1:17，</w:t>
-        </w:r>
-      </w:hyperlink>
-      <w:hyperlink r:id="rId48">
-        <w:r>
-          <w:rPr>
-            <w:lang w:val="zh_TW" w:bidi="zh_TW"/>
-          </w:rPr>
-          <w:rPr>
-            <w:color w:val="0000EE"/>
-            <w:u w:val="single"/>
-          </w:rPr>
-          <w:t>18:29–30</w:t>
-        </w:r>
-      </w:hyperlink>
+      <w:r>
+        <w:rPr>
+          <w:lang w:val="zh_TW" w:bidi="zh_TW"/>
+        </w:rPr>
+        <w:t>路1:17，</w:t>
+      </w:r>
+      <w:r>
+        <w:rPr>
+          <w:lang w:val="zh_TW" w:bidi="zh_TW"/>
+        </w:rPr>
+        <w:t>18:29–30</w:t>
+      </w:r>
       <w:r>
         <w:rPr>
           <w:lang w:val="zh_TW" w:bidi="zh_TW"/>
         </w:rPr>
         <w:t>；</w:t>
       </w:r>
-      <w:hyperlink r:id="rId49">
-        <w:r>
-          <w:rPr>
-            <w:lang w:val="zh_TW" w:bidi="zh_TW"/>
-          </w:rPr>
-          <w:rPr>
-            <w:color w:val="0000EE"/>
-            <w:u w:val="single"/>
-          </w:rPr>
-          <w:t>弗6:1–4</w:t>
-        </w:r>
-      </w:hyperlink>
+      <w:r>
+        <w:rPr>
+          <w:lang w:val="zh_TW" w:bidi="zh_TW"/>
+        </w:rPr>
+        <w:t>弗6:1–4</w:t>
+      </w:r>
       <w:r>
         <w:rPr>
           <w:lang w:val="zh_TW" w:bidi="zh_TW"/>
